--- a/atelier/atelier_157.docx
+++ b/atelier/atelier_157.docx
@@ -474,7 +474,7 @@
                 <w:b w:val="false"/>
                 <w:bCs w:val="false"/>
               </w:rPr>
-              <w:t xml:space="preserve">Protection complète des approbations (#153, #156)</w:t>
+              <w:t xml:space="preserve">Protection complète des approbations</w:t>
             </w:r>
           </w:p>
         </w:tc>
@@ -493,7 +493,7 @@
         <w:spacing w:after="120"/>
       </w:pPr>
       <w:r>
-        <w:t xml:space="preserve">La règle exige des approbations (Q02), et la porte des merges sans review est fermée (#153, #156). Mais toutes les approbations ne se valent pas selon le code touché : une modification sur un fichier critique — une configuration de sécurité, un calcul financier, une partie sensible — devrait être approuvée par quelqu’un qui CONNAÎT cette zone, pas par n’importe qui. GitLab permet cela avec les code owners : un fichier CODEOWNERS qui associe des chemins (fichiers, dossiers) à des approbateurs désignés, dont l’approbation devient obligatoire pour merger une modification de ces chemins. Le sujet de cet atelier est de configurer des code owners sur les zones critiques de la squad : ainsi, le code sensible n’est pas seulement approuvé, il est approuvé par les bonnes personnes. On passe de « une approbation » à « la bonne approbation » sur ce qui compte le plus.</w:t>
+        <w:t xml:space="preserve">La règle exige des approbations (Q02), et la porte des merges sans review est fermée. Mais toutes les approbations ne se valent pas selon le code touché : une modification sur un fichier critique — une configuration de sécurité, un calcul financier, une partie sensible — devrait être approuvée par quelqu’un qui CONNAÎT cette zone, pas par n’importe qui. GitLab permet cela avec les code owners : un fichier CODEOWNERS qui associe des chemins (fichiers, dossiers) à des approbateurs désignés, dont l’approbation devient obligatoire pour merger une modification de ces chemins. Le sujet de cet atelier est de configurer des code owners sur les zones critiques de la squad : ainsi, le code sensible n’est pas seulement approuvé, il est approuvé par les bonnes personnes. On passe de « une approbation » à « la bonne approbation » sur ce qui compte le plus.</w:t>
       </w:r>
     </w:p>
     <w:p>
@@ -624,7 +624,7 @@
                 <w:sz w:val="18"/>
                 <w:szCs w:val="18"/>
               </w:rPr>
-              <w:t xml:space="preserve">  # Format : &lt;chemin&gt;  &lt;approbateur(s) désigné(s)&gt;</w:t>
+              <w:t xml:space="preserve"> # Format : &lt;chemin&gt; &lt;approbateur(s) désigné(s)&gt;</w:t>
             </w:r>
           </w:p>
           <w:p>
@@ -644,17 +644,17 @@
                 <w:sz w:val="18"/>
                 <w:szCs w:val="18"/>
               </w:rPr>
-              <w:t xml:space="preserve">  # Sécurité : revue par le référent sécu</w:t>
-            </w:r>
-          </w:p>
-          <w:p>
-            <w:r>
-              <w:rPr>
-                <w:rFonts w:ascii="Consolas" w:cs="Consolas" w:eastAsia="Consolas" w:hAnsi="Consolas"/>
-                <w:sz w:val="18"/>
-                <w:szCs w:val="18"/>
-              </w:rPr>
-              <w:t xml:space="preserve">  /config/security/    @referent-secu</w:t>
+              <w:t xml:space="preserve"> # Sécurité : revue par le référent sécu</w:t>
+            </w:r>
+          </w:p>
+          <w:p>
+            <w:r>
+              <w:rPr>
+                <w:rFonts w:ascii="Consolas" w:cs="Consolas" w:eastAsia="Consolas" w:hAnsi="Consolas"/>
+                <w:sz w:val="18"/>
+                <w:szCs w:val="18"/>
+              </w:rPr>
+              <w:t xml:space="preserve"> /config/security/ @referent-secu</w:t>
             </w:r>
           </w:p>
           <w:p>
@@ -674,17 +674,17 @@
                 <w:sz w:val="18"/>
                 <w:szCs w:val="18"/>
               </w:rPr>
-              <w:t xml:space="preserve">  # Calculs financiers : revue par l'expert métier</w:t>
-            </w:r>
-          </w:p>
-          <w:p>
-            <w:r>
-              <w:rPr>
-                <w:rFonts w:ascii="Consolas" w:cs="Consolas" w:eastAsia="Consolas" w:hAnsi="Consolas"/>
-                <w:sz w:val="18"/>
-                <w:szCs w:val="18"/>
-              </w:rPr>
-              <w:t xml:space="preserve">  /src/calculs/         @expert-metier @backup-metier</w:t>
+              <w:t xml:space="preserve"> # Calculs financiers : revue par l'expert métier</w:t>
+            </w:r>
+          </w:p>
+          <w:p>
+            <w:r>
+              <w:rPr>
+                <w:rFonts w:ascii="Consolas" w:cs="Consolas" w:eastAsia="Consolas" w:hAnsi="Consolas"/>
+                <w:sz w:val="18"/>
+                <w:szCs w:val="18"/>
+              </w:rPr>
+              <w:t xml:space="preserve"> /src/calculs/ @expert-metier @backup-metier</w:t>
             </w:r>
           </w:p>
           <w:p>
@@ -704,17 +704,17 @@
                 <w:sz w:val="18"/>
                 <w:szCs w:val="18"/>
               </w:rPr>
-              <w:t xml:space="preserve">  # Pipeline CI : revue par un Ops</w:t>
-            </w:r>
-          </w:p>
-          <w:p>
-            <w:r>
-              <w:rPr>
-                <w:rFonts w:ascii="Consolas" w:cs="Consolas" w:eastAsia="Consolas" w:hAnsi="Consolas"/>
-                <w:sz w:val="18"/>
-                <w:szCs w:val="18"/>
-              </w:rPr>
-              <w:t xml:space="preserve">  /.gitlab-ci.yml       @team-ops</w:t>
+              <w:t xml:space="preserve"> # Pipeline CI : revue par un Ops</w:t>
+            </w:r>
+          </w:p>
+          <w:p>
+            <w:r>
+              <w:rPr>
+                <w:rFonts w:ascii="Consolas" w:cs="Consolas" w:eastAsia="Consolas" w:hAnsi="Consolas"/>
+                <w:sz w:val="18"/>
+                <w:szCs w:val="18"/>
+              </w:rPr>
+              <w:t xml:space="preserve"> /.gitlab-ci.yml @team-ops</w:t>
             </w:r>
           </w:p>
           <w:p>
@@ -734,37 +734,37 @@
                 <w:sz w:val="18"/>
                 <w:szCs w:val="18"/>
               </w:rPr>
-              <w:t xml:space="preserve">  -&gt; une MR touchant ces chemins EXIGE l'approbation</w:t>
-            </w:r>
-          </w:p>
-          <w:p>
-            <w:r>
-              <w:rPr>
-                <w:rFonts w:ascii="Consolas" w:cs="Consolas" w:eastAsia="Consolas" w:hAnsi="Consolas"/>
-                <w:sz w:val="18"/>
-                <w:szCs w:val="18"/>
-              </w:rPr>
-              <w:t xml:space="preserve">     du/des code owner(s) correspondant(s).</w:t>
-            </w:r>
-          </w:p>
-          <w:p>
-            <w:r>
-              <w:rPr>
-                <w:rFonts w:ascii="Consolas" w:cs="Consolas" w:eastAsia="Consolas" w:hAnsi="Consolas"/>
-                <w:sz w:val="18"/>
-                <w:szCs w:val="18"/>
-              </w:rPr>
-              <w:t xml:space="preserve">  (Activer 'Require approval from code owners' sur</w:t>
-            </w:r>
-          </w:p>
-          <w:p>
-            <w:r>
-              <w:rPr>
-                <w:rFonts w:ascii="Consolas" w:cs="Consolas" w:eastAsia="Consolas" w:hAnsi="Consolas"/>
-                <w:sz w:val="18"/>
-                <w:szCs w:val="18"/>
-              </w:rPr>
-              <w:t xml:space="preserve">   la branche protégée.)</w:t>
+              <w:t xml:space="preserve"> -&gt; une MR touchant ces chemins EXIGE l'approbation</w:t>
+            </w:r>
+          </w:p>
+          <w:p>
+            <w:r>
+              <w:rPr>
+                <w:rFonts w:ascii="Consolas" w:cs="Consolas" w:eastAsia="Consolas" w:hAnsi="Consolas"/>
+                <w:sz w:val="18"/>
+                <w:szCs w:val="18"/>
+              </w:rPr>
+              <w:t xml:space="preserve"> du/des code owner(s) correspondant(s).</w:t>
+            </w:r>
+          </w:p>
+          <w:p>
+            <w:r>
+              <w:rPr>
+                <w:rFonts w:ascii="Consolas" w:cs="Consolas" w:eastAsia="Consolas" w:hAnsi="Consolas"/>
+                <w:sz w:val="18"/>
+                <w:szCs w:val="18"/>
+              </w:rPr>
+              <w:t xml:space="preserve"> (Activer 'Require approval from code owners' sur</w:t>
+            </w:r>
+          </w:p>
+          <w:p>
+            <w:r>
+              <w:rPr>
+                <w:rFonts w:ascii="Consolas" w:cs="Consolas" w:eastAsia="Consolas" w:hAnsi="Consolas"/>
+                <w:sz w:val="18"/>
+                <w:szCs w:val="18"/>
+              </w:rPr>
+              <w:t xml:space="preserve"> la branche protégée.)</w:t>
             </w:r>
           </w:p>
         </w:tc>
@@ -1111,7 +1111,7 @@
         <w:spacing w:after="120"/>
       </w:pPr>
       <w:r>
-        <w:t xml:space="preserve">Avec les code owners, la question Q05 est complète : sensibilisation aux merges sans review (#154), fermeture technique (quick-win #153), verrouillage des règles (renvoi Q02-141), audit des failles (#156), et approbateurs désignés sur le critique (#157). Q05 (contrôle a posteriori : aucun merge sans approbation, et la bonne approbation sur le critique) complète Q02 (configuration a priori des règles). Avec cela, l’axe Review est entièrement complet sur ses cinq questions : vitesse (Q01), gouvernance des approbations (Q02), qualité des reviews (Q03), taille des MR (Q04), et contrôle des approbations (Q05). Note d’architecture : le coach suggère d’envisager une fusion Q02+Q05 en une question à paliers — à arbitrer au niveau du référentiel et du moteur de maturité.</w:t>
+        <w:t xml:space="preserve">Avec les code owners, la question Q05 est complète : sensibilisation aux merges sans review, fermeture technique (quick-win), verrouillage des règles (renvoi Q02-141), audit des failles, et approbateurs désignés sur le critique. Q05 (contrôle a posteriori : aucun merge sans approbation, et la bonne approbation sur le critique) complète Q02 (configuration a priori des règles). Avec cela, l’axe Review est entièrement complet sur ses cinq questions : vitesse (Q01), gouvernance des approbations (Q02), qualité des reviews (Q03), taille des MR (Q04), et contrôle des approbations (Q05). Note d’architecture : le coach suggère d’envisager une fusion Q02+Q05 en une question à paliers — à arbitrer au niveau du référentiel et du moteur de maturité.</w:t>
       </w:r>
     </w:p>
     <w:p>
